--- a/leírás.docx
+++ b/leírás.docx
@@ -9977,7 +9977,7 @@
                 <w:sz w:val="19"/>
                 <w:szCs w:val="19"/>
               </w:rPr>
-              <w:t xml:space="preserve">        '+36 20 5556677', 'Eger', '2025-07-15', 1);</w:t>
+              <w:t xml:space="preserve">        '+36 20 5556677', 'Eger', '2026-05-15', 1);</w:t>
             </w:r>
           </w:p>
         </w:tc>
@@ -10060,7 +10060,7 @@
                 <w:sz w:val="19"/>
                 <w:szCs w:val="19"/>
               </w:rPr>
-              <w:t xml:space="preserve">VALUES (LAST_INSERT_ID(), '2025-07-16', 'Új', 'Eger, Dobó tér 4.');</w:t>
+              <w:t xml:space="preserve">VALUES (LAST_INSERT_ID(), '2026-05-21', 'Új', 'Eger, Dobó tér 4.');</w:t>
             </w:r>
           </w:p>
           <w:p>
@@ -10232,7 +10232,7 @@
         <w:spacing w:after="80" w:line="360" w:lineRule="auto"/>
       </w:pPr>
       <w:r>
-        <w:t xml:space="preserve">A 2025. április 1. előtt leadott, még 'Új' státuszú rendeléseket állítsa 'Teljesítve' státuszúra!</w:t>
+        <w:t xml:space="preserve">A 2026. január 1. előtt leadott (régi), még 'Új' státuszú rendeléseket állítsa 'Teljesítve' státuszúra!</w:t>
       </w:r>
     </w:p>
     <w:tbl>
@@ -10304,7 +10304,7 @@
                 <w:sz w:val="19"/>
                 <w:szCs w:val="19"/>
               </w:rPr>
-              <w:t xml:space="preserve">WHERE statusz = 'Új' AND datum &lt; '2025-04-01';</w:t>
+              <w:t xml:space="preserve">WHERE statusz = 'Új' AND datum &lt; '2026-01-01';</w:t>
             </w:r>
           </w:p>
         </w:tc>
